--- a/Unlocking the Quantum3D Obsidian2 90-2440 on Windows XP Project Report.docx
+++ b/Unlocking the Quantum3D Obsidian2 90-2440 on Windows XP Project Report.docx
@@ -2436,6 +2436,29 @@
       </w:pPr>
       <w:r>
         <w:t xml:space="preserve">RWEverything (rweverything.com), used for register access.</w:t>
+      </w:r>
+    </w:p>
+    <w:p>
+      <w:pPr/>
+      <w:r>
+        <w:rPr>
+          <w:b/>
+        </w:rPr>
+        <w:t xml:space="preserve">Honorable mention:</w:t>
+      </w:r>
+      <w:r>
+        <w:t xml:space="preserve"> </w:t>
+      </w:r>
+      <w:hyperlink r:id="rId6" w:history="1">
+        <w:r>
+          <w:rPr>
+            <w:rStyle w:val="Hyperlink"/>
+          </w:rPr>
+          <w:t xml:space="preserve">jeffqchen/quantum3d_obsidian2_voodoo2_info</w:t>
+        </w:r>
+      </w:hyperlink>
+      <w:r>
+        <w:t xml:space="preserve">, in-depth information and mods for the Quantum3D Obsidian2 Voodoo 2 card, for hardware-level mods.</w:t>
       </w:r>
     </w:p>
     <w:sectPr>
